--- a/index.docx
+++ b/index.docx
@@ -28,10 +28,18 @@
     </w:p>
     <w:p>
       <w:pPr>
+        <w:pStyle w:val="Author"/>
+      </w:pPr>
+      <w:r>
+        <w:t xml:space="preserve">Stefan Hiemer</w:t>
+      </w:r>
+    </w:p>
+    <w:p>
+      <w:pPr>
         <w:pStyle w:val="Date"/>
       </w:pPr>
       <w:r>
-        <w:t xml:space="preserve">2026-01-30</w:t>
+        <w:t xml:space="preserve">2026-03-23</w:t>
       </w:r>
     </w:p>
     <w:p>
@@ -80,24 +88,229 @@
         <w:t xml:space="preserve">enable accelerated materials discovery.</w:t>
       </w:r>
     </w:p>
-    <w:bookmarkStart w:id="20" w:name="course-information"/>
-    <w:p>
-      <w:pPr>
-        <w:pStyle w:val="Heading2"/>
-      </w:pPr>
-      <w:r>
-        <w:t xml:space="preserve">1 Course Information</w:t>
-      </w:r>
-    </w:p>
     <w:p>
       <w:pPr>
         <w:pStyle w:val="FirstParagraph"/>
+      </w:pPr>
+      <w:hyperlink r:id="rId12">
+        <w:r>
+          <w:drawing>
+            <wp:inline>
+              <wp:extent cx="2857500" cy="1465791"/>
+              <wp:effectExtent b="0" l="0" r="0" t="0"/>
+              <wp:docPr descr="" title="" id="10" name="Picture"/>
+              <a:graphic>
+                <a:graphicData uri="http://schemas.openxmlformats.org/drawingml/2006/picture">
+                  <pic:pic>
+                    <pic:nvPicPr>
+                      <pic:cNvPr descr="images/eclipse_header.png" id="11" name="Picture"/>
+                      <pic:cNvPicPr>
+                        <a:picLocks noChangeArrowheads="1" noChangeAspect="1"/>
+                      </pic:cNvPicPr>
+                    </pic:nvPicPr>
+                    <pic:blipFill>
+                      <a:blip r:embed="rId9"/>
+                      <a:stretch>
+                        <a:fillRect/>
+                      </a:stretch>
+                    </pic:blipFill>
+                    <pic:spPr bwMode="auto">
+                      <a:xfrm>
+                        <a:off x="0" y="0"/>
+                        <a:ext cx="2857500" cy="1465791"/>
+                      </a:xfrm>
+                      <a:prstGeom prst="rect">
+                        <a:avLst/>
+                      </a:prstGeom>
+                      <a:noFill/>
+                      <a:ln w="9525">
+                        <a:noFill/>
+                        <a:headEnd/>
+                        <a:tailEnd/>
+                      </a:ln>
+                    </pic:spPr>
+                  </pic:pic>
+                </a:graphicData>
+              </a:graphic>
+            </wp:inline>
+          </w:drawing>
+        </w:r>
+      </w:hyperlink>
+    </w:p>
+    <w:p>
+      <w:pPr>
+        <w:pStyle w:val="BodyText"/>
+      </w:pPr>
+      <w:hyperlink r:id="rId16">
+        <w:r>
+          <w:drawing>
+            <wp:inline>
+              <wp:extent cx="1143000" cy="1143000"/>
+              <wp:effectExtent b="0" l="0" r="0" t="0"/>
+              <wp:docPr descr="" title="" id="14" name="Picture"/>
+              <a:graphic>
+                <a:graphicData uri="http://schemas.openxmlformats.org/drawingml/2006/picture">
+                  <pic:pic>
+                    <pic:nvPicPr>
+                      <pic:cNvPr descr="images/github.jpeg" id="15" name="Picture"/>
+                      <pic:cNvPicPr>
+                        <a:picLocks noChangeArrowheads="1" noChangeAspect="1"/>
+                      </pic:cNvPicPr>
+                    </pic:nvPicPr>
+                    <pic:blipFill>
+                      <a:blip r:embed="rId13"/>
+                      <a:stretch>
+                        <a:fillRect/>
+                      </a:stretch>
+                    </pic:blipFill>
+                    <pic:spPr bwMode="auto">
+                      <a:xfrm>
+                        <a:off x="0" y="0"/>
+                        <a:ext cx="1143000" cy="1143000"/>
+                      </a:xfrm>
+                      <a:prstGeom prst="rect">
+                        <a:avLst/>
+                      </a:prstGeom>
+                      <a:noFill/>
+                      <a:ln w="9525">
+                        <a:noFill/>
+                        <a:headEnd/>
+                        <a:tailEnd/>
+                      </a:ln>
+                    </pic:spPr>
+                  </pic:pic>
+                </a:graphicData>
+              </a:graphic>
+            </wp:inline>
+          </w:drawing>
+        </w:r>
+      </w:hyperlink>
+    </w:p>
+    <w:p>
+      <w:pPr>
+        <w:pStyle w:val="BodyText"/>
       </w:pPr>
       <w:r>
         <w:rPr>
           <w:b/>
           <w:bCs/>
         </w:rPr>
+        <w:t xml:space="preserve">Github Code</w:t>
+      </w:r>
+    </w:p>
+    <w:p>
+      <w:pPr>
+        <w:pStyle w:val="BodyText"/>
+      </w:pPr>
+      <w:hyperlink r:id="rId20">
+        <w:r>
+          <w:drawing>
+            <wp:inline>
+              <wp:extent cx="1143000" cy="1143000"/>
+              <wp:effectExtent b="0" l="0" r="0" t="0"/>
+              <wp:docPr descr="" title="" id="18" name="Picture"/>
+              <a:graphic>
+                <a:graphicData uri="http://schemas.openxmlformats.org/drawingml/2006/picture">
+                  <pic:pic>
+                    <pic:nvPicPr>
+                      <pic:cNvPr descr="images/studon.jpeg" id="19" name="Picture"/>
+                      <pic:cNvPicPr>
+                        <a:picLocks noChangeArrowheads="1" noChangeAspect="1"/>
+                      </pic:cNvPicPr>
+                    </pic:nvPicPr>
+                    <pic:blipFill>
+                      <a:blip r:embed="rId17"/>
+                      <a:stretch>
+                        <a:fillRect/>
+                      </a:stretch>
+                    </pic:blipFill>
+                    <pic:spPr bwMode="auto">
+                      <a:xfrm>
+                        <a:off x="0" y="0"/>
+                        <a:ext cx="1143000" cy="1143000"/>
+                      </a:xfrm>
+                      <a:prstGeom prst="rect">
+                        <a:avLst/>
+                      </a:prstGeom>
+                      <a:noFill/>
+                      <a:ln w="9525">
+                        <a:noFill/>
+                        <a:headEnd/>
+                        <a:tailEnd/>
+                      </a:ln>
+                    </pic:spPr>
+                  </pic:pic>
+                </a:graphicData>
+              </a:graphic>
+            </wp:inline>
+          </w:drawing>
+        </w:r>
+      </w:hyperlink>
+    </w:p>
+    <w:p>
+      <w:pPr>
+        <w:pStyle w:val="BodyText"/>
+      </w:pPr>
+      <w:r>
+        <w:rPr>
+          <w:b/>
+          <w:bCs/>
+        </w:rPr>
+        <w:t xml:space="preserve">Studon Link</w:t>
+      </w:r>
+    </w:p>
+    <w:bookmarkStart w:id="21" w:name="instructors"/>
+    <w:p>
+      <w:pPr>
+        <w:pStyle w:val="Heading2"/>
+      </w:pPr>
+      <w:r>
+        <w:t xml:space="preserve">1 Instructors</w:t>
+      </w:r>
+    </w:p>
+    <w:p>
+      <w:pPr>
+        <w:pStyle w:val="Compact"/>
+        <w:numPr>
+          <w:ilvl w:val="0"/>
+          <w:numId w:val="1001"/>
+        </w:numPr>
+      </w:pPr>
+      <w:r>
+        <w:t xml:space="preserve">Philipp Pelz</w:t>
+      </w:r>
+    </w:p>
+    <w:p>
+      <w:pPr>
+        <w:pStyle w:val="Compact"/>
+        <w:numPr>
+          <w:ilvl w:val="0"/>
+          <w:numId w:val="1001"/>
+        </w:numPr>
+      </w:pPr>
+      <w:r>
+        <w:t xml:space="preserve">Stefan Hiemer</w:t>
+      </w:r>
+    </w:p>
+    <w:bookmarkEnd w:id="21"/>
+    <w:bookmarkStart w:id="22" w:name="course-information"/>
+    <w:p>
+      <w:pPr>
+        <w:pStyle w:val="Heading2"/>
+      </w:pPr>
+      <w:r>
+        <w:t xml:space="preserve">2 Course Information</w:t>
+      </w:r>
+    </w:p>
+    <w:p>
+      <w:pPr>
+        <w:pStyle w:val="FirstParagraph"/>
+      </w:pPr>
+      <w:r>
+        <w:rPr>
+          <w:b/>
+          <w:bCs/>
+        </w:rPr>
         <w:t xml:space="preserve">5th Semester – 5 ECTS · 2h lecture</w:t>
       </w:r>
       <w:r>
@@ -108,59 +321,17 @@
           <w:i/>
           <w:iCs/>
         </w:rPr>
-        <w:t xml:space="preserve">Coordinated with</w:t>
+        <w:t xml:space="preserve">Coordinated with “Mathematical Foundations of AI &amp; ML” (MFML) and</w:t>
+      </w:r>
+      <w:r>
+        <w:br/>
       </w:r>
       <w:r>
         <w:rPr>
           <w:i/>
           <w:iCs/>
         </w:rPr>
-        <w:t xml:space="preserve"> </w:t>
-      </w:r>
-      <w:r>
-        <w:rPr>
-          <w:i/>
-          <w:iCs/>
-        </w:rPr>
-        <w:t xml:space="preserve">“Mathematical Foundations of AI &amp; ML”</w:t>
-      </w:r>
-      <w:r>
-        <w:rPr>
-          <w:i/>
-          <w:iCs/>
-        </w:rPr>
-        <w:t xml:space="preserve"> </w:t>
-      </w:r>
-      <w:r>
-        <w:rPr>
-          <w:i/>
-          <w:iCs/>
-        </w:rPr>
-        <w:t xml:space="preserve">(MFML) and</w:t>
-      </w:r>
-      <w:r>
-        <w:br/>
-      </w:r>
-      <w:r>
-        <w:rPr>
-          <w:i/>
-          <w:iCs/>
-        </w:rPr>
-        <w:t xml:space="preserve">“ML for Materials Processing &amp; Characterization”</w:t>
-      </w:r>
-      <w:r>
-        <w:rPr>
-          <w:i/>
-          <w:iCs/>
-        </w:rPr>
-        <w:t xml:space="preserve"> </w:t>
-      </w:r>
-      <w:r>
-        <w:rPr>
-          <w:i/>
-          <w:iCs/>
-        </w:rPr>
-        <w:t xml:space="preserve">(ML-PC)</w:t>
+        <w:t xml:space="preserve">“ML for Materials Processing &amp; Characterization” (ML-PC)</w:t>
       </w:r>
     </w:p>
     <w:p>
@@ -170,14 +341,14 @@
         </w:pict>
       </w:r>
     </w:p>
-    <w:bookmarkEnd w:id="20"/>
-    <w:bookmarkStart w:id="21" w:name="course-philosophy"/>
+    <w:bookmarkEnd w:id="22"/>
+    <w:bookmarkStart w:id="23" w:name="course-philosophy"/>
     <w:p>
       <w:pPr>
         <w:pStyle w:val="Heading2"/>
       </w:pPr>
       <w:r>
-        <w:t xml:space="preserve">2 Course Philosophy</w:t>
+        <w:t xml:space="preserve">3 Course Philosophy</w:t>
       </w:r>
     </w:p>
     <w:p>
@@ -214,7 +385,7 @@
         <w:pStyle w:val="Compact"/>
         <w:numPr>
           <w:ilvl w:val="0"/>
-          <w:numId w:val="1001"/>
+          <w:numId w:val="1002"/>
         </w:numPr>
       </w:pPr>
       <w:r>
@@ -226,7 +397,7 @@
         <w:pStyle w:val="Compact"/>
         <w:numPr>
           <w:ilvl w:val="0"/>
-          <w:numId w:val="1001"/>
+          <w:numId w:val="1002"/>
         </w:numPr>
       </w:pPr>
       <w:r>
@@ -238,7 +409,7 @@
         <w:pStyle w:val="Compact"/>
         <w:numPr>
           <w:ilvl w:val="0"/>
-          <w:numId w:val="1001"/>
+          <w:numId w:val="1002"/>
         </w:numPr>
       </w:pPr>
       <w:r>
@@ -250,7 +421,7 @@
         <w:pStyle w:val="Compact"/>
         <w:numPr>
           <w:ilvl w:val="0"/>
-          <w:numId w:val="1001"/>
+          <w:numId w:val="1002"/>
         </w:numPr>
       </w:pPr>
       <w:r>
@@ -262,7 +433,7 @@
         <w:pStyle w:val="Compact"/>
         <w:numPr>
           <w:ilvl w:val="0"/>
-          <w:numId w:val="1001"/>
+          <w:numId w:val="1002"/>
         </w:numPr>
       </w:pPr>
       <w:r>
@@ -274,7 +445,7 @@
         <w:pStyle w:val="Compact"/>
         <w:numPr>
           <w:ilvl w:val="0"/>
-          <w:numId w:val="1001"/>
+          <w:numId w:val="1002"/>
         </w:numPr>
       </w:pPr>
       <w:r>
@@ -307,7 +478,7 @@
         <w:pStyle w:val="Compact"/>
         <w:numPr>
           <w:ilvl w:val="0"/>
-          <w:numId w:val="1002"/>
+          <w:numId w:val="1003"/>
         </w:numPr>
       </w:pPr>
       <w:r>
@@ -319,7 +490,7 @@
         <w:pStyle w:val="Compact"/>
         <w:numPr>
           <w:ilvl w:val="0"/>
-          <w:numId w:val="1002"/>
+          <w:numId w:val="1003"/>
         </w:numPr>
       </w:pPr>
       <w:r>
@@ -333,40 +504,40 @@
         </w:pict>
       </w:r>
     </w:p>
-    <w:bookmarkEnd w:id="21"/>
-    <w:bookmarkStart w:id="41" w:name="week-by-week-curriculum-14-weeks"/>
+    <w:bookmarkEnd w:id="23"/>
+    <w:bookmarkStart w:id="43" w:name="week-by-week-curriculum-14-weeks"/>
     <w:p>
       <w:pPr>
         <w:pStyle w:val="Heading2"/>
       </w:pPr>
       <w:r>
-        <w:t xml:space="preserve">3 Week-by-Week Curriculum (14 weeks)</w:t>
-      </w:r>
-    </w:p>
-    <w:bookmarkStart w:id="26" w:name="Xafc9053b6165007c542f578d315d14f3aa6f08f"/>
+        <w:t xml:space="preserve">4 Week-by-Week Curriculum (14 weeks)</w:t>
+      </w:r>
+    </w:p>
+    <w:bookmarkStart w:id="28" w:name="Xafc9053b6165007c542f578d315d14f3aa6f08f"/>
     <w:p>
       <w:pPr>
         <w:pStyle w:val="Heading3"/>
       </w:pPr>
       <w:r>
-        <w:t xml:space="preserve">3.1 Unit I — Where Materials Data Comes From (Weeks 1–4)</w:t>
-      </w:r>
-    </w:p>
-    <w:bookmarkStart w:id="22" w:name="Xc8f788c781e869d23cbb123eaa56074385f6f3b"/>
+        <w:t xml:space="preserve">4.1 Unit I — Where Materials Data Comes From (Weeks 1–4)</w:t>
+      </w:r>
+    </w:p>
+    <w:bookmarkStart w:id="24" w:name="Xc8f788c781e869d23cbb123eaa56074385f6f3b"/>
     <w:p>
       <w:pPr>
         <w:pStyle w:val="Heading4"/>
       </w:pPr>
       <w:r>
-        <w:t xml:space="preserve">3.1.1 Week 1 – What is Materials Genomics? (14.04.2026)</w:t>
-      </w:r>
-    </w:p>
-    <w:p>
-      <w:pPr>
-        <w:pStyle w:val="Compact"/>
-        <w:numPr>
-          <w:ilvl w:val="0"/>
-          <w:numId w:val="1003"/>
+        <w:t xml:space="preserve">4.1.1 Week 1 – What is Materials Genomics? (14.04.2026)</w:t>
+      </w:r>
+    </w:p>
+    <w:p>
+      <w:pPr>
+        <w:pStyle w:val="Compact"/>
+        <w:numPr>
+          <w:ilvl w:val="0"/>
+          <w:numId w:val="1004"/>
         </w:numPr>
       </w:pPr>
       <w:r>
@@ -378,7 +549,7 @@
         <w:pStyle w:val="Compact"/>
         <w:numPr>
           <w:ilvl w:val="0"/>
-          <w:numId w:val="1003"/>
+          <w:numId w:val="1004"/>
         </w:numPr>
       </w:pPr>
       <w:r>
@@ -406,7 +577,7 @@
         <w:pStyle w:val="Compact"/>
         <w:numPr>
           <w:ilvl w:val="0"/>
-          <w:numId w:val="1003"/>
+          <w:numId w:val="1004"/>
         </w:numPr>
       </w:pPr>
       <w:r>
@@ -416,6 +587,24 @@
     <w:p>
       <w:pPr>
         <w:pStyle w:val="FirstParagraph"/>
+      </w:pPr>
+      <w:r>
+        <w:rPr>
+          <w:b/>
+          <w:bCs/>
+        </w:rPr>
+        <w:t xml:space="preserve">Summary:</w:t>
+      </w:r>
+      <w:r>
+        <w:t xml:space="preserve"> </w:t>
+      </w:r>
+      <w:r>
+        <w:t xml:space="preserve">This opening lecture frames materials genomics as a search problem over composition and crystal-structure space rather than a static catalog of known materials. Students learn how databases, simulation outputs, and screening logic combine into a discovery workflow, and why uncertainty, provenance, and scientific validation are necessary from the start.</w:t>
+      </w:r>
+    </w:p>
+    <w:p>
+      <w:pPr>
+        <w:pStyle w:val="BodyText"/>
       </w:pPr>
       <w:r>
         <w:rPr>
@@ -438,22 +627,22 @@
         </w:pict>
       </w:r>
     </w:p>
-    <w:bookmarkEnd w:id="22"/>
-    <w:bookmarkStart w:id="23" w:name="X7ba6a83b0cd3309e08ba945b2b9dcd5412286e2"/>
+    <w:bookmarkEnd w:id="24"/>
+    <w:bookmarkStart w:id="25" w:name="X7ba6a83b0cd3309e08ba945b2b9dcd5412286e2"/>
     <w:p>
       <w:pPr>
         <w:pStyle w:val="Heading4"/>
       </w:pPr>
       <w:r>
-        <w:t xml:space="preserve">3.1.2 Week 2 – Simulation methods as data generators (21.04.2026)</w:t>
-      </w:r>
-    </w:p>
-    <w:p>
-      <w:pPr>
-        <w:pStyle w:val="Compact"/>
-        <w:numPr>
-          <w:ilvl w:val="0"/>
-          <w:numId w:val="1004"/>
+        <w:t xml:space="preserve">4.1.2 Week 2 – Simulation methods as data generators (21.04.2026)</w:t>
+      </w:r>
+    </w:p>
+    <w:p>
+      <w:pPr>
+        <w:pStyle w:val="Compact"/>
+        <w:numPr>
+          <w:ilvl w:val="0"/>
+          <w:numId w:val="1005"/>
         </w:numPr>
       </w:pPr>
       <w:r>
@@ -465,7 +654,7 @@
         <w:pStyle w:val="Compact"/>
         <w:numPr>
           <w:ilvl w:val="0"/>
-          <w:numId w:val="1004"/>
+          <w:numId w:val="1005"/>
         </w:numPr>
       </w:pPr>
       <w:r>
@@ -477,7 +666,7 @@
         <w:pStyle w:val="Compact"/>
         <w:numPr>
           <w:ilvl w:val="0"/>
-          <w:numId w:val="1004"/>
+          <w:numId w:val="1005"/>
         </w:numPr>
       </w:pPr>
       <w:r>
@@ -489,64 +678,82 @@
         <w:pStyle w:val="Compact"/>
         <w:numPr>
           <w:ilvl w:val="1"/>
+          <w:numId w:val="1006"/>
+        </w:numPr>
+      </w:pPr>
+      <w:r>
+        <w:t xml:space="preserve">FEM: continuum fields (stress, strain).</w:t>
+      </w:r>
+    </w:p>
+    <w:p>
+      <w:pPr>
+        <w:pStyle w:val="Compact"/>
+        <w:numPr>
+          <w:ilvl w:val="1"/>
+          <w:numId w:val="1006"/>
+        </w:numPr>
+      </w:pPr>
+      <w:r>
+        <w:t xml:space="preserve">MD: trajectories, forces, diffusion.</w:t>
+      </w:r>
+    </w:p>
+    <w:p>
+      <w:pPr>
+        <w:pStyle w:val="Compact"/>
+        <w:numPr>
+          <w:ilvl w:val="0"/>
           <w:numId w:val="1005"/>
         </w:numPr>
       </w:pPr>
       <w:r>
-        <w:t xml:space="preserve">FEM: continuum fields (stress, strain).</w:t>
-      </w:r>
-    </w:p>
-    <w:p>
-      <w:pPr>
-        <w:pStyle w:val="Compact"/>
-        <w:numPr>
-          <w:ilvl w:val="1"/>
+        <w:t xml:space="preserve">MC: thermodynamic sampling.</w:t>
+      </w:r>
+    </w:p>
+    <w:p>
+      <w:pPr>
+        <w:pStyle w:val="Compact"/>
+        <w:numPr>
+          <w:ilvl w:val="0"/>
           <w:numId w:val="1005"/>
         </w:numPr>
       </w:pPr>
       <w:r>
-        <w:t xml:space="preserve">MD: trajectories, forces, diffusion.</w:t>
-      </w:r>
-    </w:p>
-    <w:p>
-      <w:pPr>
-        <w:pStyle w:val="Compact"/>
-        <w:numPr>
-          <w:ilvl w:val="1"/>
+        <w:t xml:space="preserve">DFT: energies, electronic structure.</w:t>
+      </w:r>
+    </w:p>
+    <w:p>
+      <w:pPr>
+        <w:pStyle w:val="Compact"/>
+        <w:numPr>
+          <w:ilvl w:val="0"/>
           <w:numId w:val="1005"/>
         </w:numPr>
       </w:pPr>
       <w:r>
-        <w:t xml:space="preserve">MC: thermodynamic sampling.</w:t>
-      </w:r>
-    </w:p>
-    <w:p>
-      <w:pPr>
-        <w:pStyle w:val="Compact"/>
-        <w:numPr>
-          <w:ilvl w:val="1"/>
-          <w:numId w:val="1005"/>
-        </w:numPr>
-      </w:pPr>
-      <w:r>
-        <w:t xml:space="preserve">DFT: energies, electronic structure.</w:t>
-      </w:r>
-    </w:p>
-    <w:p>
-      <w:pPr>
-        <w:pStyle w:val="Compact"/>
-        <w:numPr>
-          <w:ilvl w:val="0"/>
-          <w:numId w:val="1004"/>
-        </w:numPr>
-      </w:pPr>
-      <w:r>
         <w:t xml:space="preserve">Accuracy–cost–scale trade-offs and systematic biases.</w:t>
       </w:r>
     </w:p>
     <w:p>
       <w:pPr>
         <w:pStyle w:val="FirstParagraph"/>
+      </w:pPr>
+      <w:r>
+        <w:rPr>
+          <w:b/>
+          <w:bCs/>
+        </w:rPr>
+        <w:t xml:space="preserve">Summary:</w:t>
+      </w:r>
+      <w:r>
+        <w:t xml:space="preserve"> </w:t>
+      </w:r>
+      <w:r>
+        <w:t xml:space="preserve">This week introduces simulation methods as controlled data generators whose assumptions determine both the quality and the bias of downstream ML datasets. The core message is that FEM, MD, MC, and DFT do not just produce numbers; they define the representation, scale, and reliability of the materials-learning problem.</w:t>
+      </w:r>
+    </w:p>
+    <w:p>
+      <w:pPr>
+        <w:pStyle w:val="BodyText"/>
       </w:pPr>
       <w:r>
         <w:rPr>
@@ -569,22 +776,22 @@
         </w:pict>
       </w:r>
     </w:p>
-    <w:bookmarkEnd w:id="23"/>
-    <w:bookmarkStart w:id="24" w:name="Xa37aad21816e7b7131c8527806ee2ded0f792bf"/>
+    <w:bookmarkEnd w:id="25"/>
+    <w:bookmarkStart w:id="26" w:name="Xa37aad21816e7b7131c8527806ee2ded0f792bf"/>
     <w:p>
       <w:pPr>
         <w:pStyle w:val="Heading4"/>
       </w:pPr>
       <w:r>
-        <w:t xml:space="preserve">3.1.3 Week 3 – Atomistic and electronic simulations (DFT, MD, MC) (28.04.2026)</w:t>
-      </w:r>
-    </w:p>
-    <w:p>
-      <w:pPr>
-        <w:pStyle w:val="Compact"/>
-        <w:numPr>
-          <w:ilvl w:val="0"/>
-          <w:numId w:val="1006"/>
+        <w:t xml:space="preserve">4.1.3 Week 3 – Atomistic and electronic simulations (DFT, MD, MC) (28.04.2026)</w:t>
+      </w:r>
+    </w:p>
+    <w:p>
+      <w:pPr>
+        <w:pStyle w:val="Compact"/>
+        <w:numPr>
+          <w:ilvl w:val="0"/>
+          <w:numId w:val="1007"/>
         </w:numPr>
       </w:pPr>
       <w:r>
@@ -602,7 +809,7 @@
         <w:pStyle w:val="Compact"/>
         <w:numPr>
           <w:ilvl w:val="0"/>
-          <w:numId w:val="1006"/>
+          <w:numId w:val="1007"/>
         </w:numPr>
       </w:pPr>
       <w:r>
@@ -620,7 +827,7 @@
         <w:pStyle w:val="Compact"/>
         <w:numPr>
           <w:ilvl w:val="0"/>
-          <w:numId w:val="1006"/>
+          <w:numId w:val="1007"/>
         </w:numPr>
       </w:pPr>
       <w:r>
@@ -638,7 +845,7 @@
         <w:pStyle w:val="Compact"/>
         <w:numPr>
           <w:ilvl w:val="0"/>
-          <w:numId w:val="1006"/>
+          <w:numId w:val="1007"/>
         </w:numPr>
       </w:pPr>
       <w:r>
@@ -648,6 +855,24 @@
     <w:p>
       <w:pPr>
         <w:pStyle w:val="FirstParagraph"/>
+      </w:pPr>
+      <w:r>
+        <w:rPr>
+          <w:b/>
+          <w:bCs/>
+        </w:rPr>
+        <w:t xml:space="preserve">Summary:</w:t>
+      </w:r>
+      <w:r>
+        <w:t xml:space="preserve"> </w:t>
+      </w:r>
+      <w:r>
+        <w:t xml:space="preserve">Students examine how DFT, MD, and MC contribute complementary atomistic and electronic observables to materials databases. The lecture emphasizes that energies, forces, band-related quantities, and thermodynamic averages are meaningful only together with the approximations and metadata that produced them.</w:t>
+      </w:r>
+    </w:p>
+    <w:p>
+      <w:pPr>
+        <w:pStyle w:val="BodyText"/>
       </w:pPr>
       <w:r>
         <w:rPr>
@@ -670,22 +895,22 @@
         </w:pict>
       </w:r>
     </w:p>
-    <w:bookmarkEnd w:id="24"/>
-    <w:bookmarkStart w:id="25" w:name="X88fccdb1bb8e4bc342a6049c5423306d9f27a0b"/>
+    <w:bookmarkEnd w:id="26"/>
+    <w:bookmarkStart w:id="27" w:name="X88fccdb1bb8e4bc342a6049c5423306d9f27a0b"/>
     <w:p>
       <w:pPr>
         <w:pStyle w:val="Heading4"/>
       </w:pPr>
       <w:r>
-        <w:t xml:space="preserve">3.1.4 Week 4 – Continuum simulations, thermodynamics, and stability (05.05.2026)</w:t>
-      </w:r>
-    </w:p>
-    <w:p>
-      <w:pPr>
-        <w:pStyle w:val="Compact"/>
-        <w:numPr>
-          <w:ilvl w:val="0"/>
-          <w:numId w:val="1007"/>
+        <w:t xml:space="preserve">4.1.4 Week 4 – Continuum simulations, thermodynamics, and stability (05.05.2026)</w:t>
+      </w:r>
+    </w:p>
+    <w:p>
+      <w:pPr>
+        <w:pStyle w:val="Compact"/>
+        <w:numPr>
+          <w:ilvl w:val="0"/>
+          <w:numId w:val="1008"/>
         </w:numPr>
       </w:pPr>
       <w:r>
@@ -697,7 +922,7 @@
         <w:pStyle w:val="Compact"/>
         <w:numPr>
           <w:ilvl w:val="0"/>
-          <w:numId w:val="1007"/>
+          <w:numId w:val="1008"/>
         </w:numPr>
       </w:pPr>
       <w:r>
@@ -709,7 +934,7 @@
         <w:pStyle w:val="Compact"/>
         <w:numPr>
           <w:ilvl w:val="0"/>
-          <w:numId w:val="1007"/>
+          <w:numId w:val="1008"/>
         </w:numPr>
       </w:pPr>
       <w:r>
@@ -721,37 +946,34 @@
         <w:pStyle w:val="Compact"/>
         <w:numPr>
           <w:ilvl w:val="0"/>
-          <w:numId w:val="1007"/>
-        </w:numPr>
-      </w:pPr>
-      <w:r>
-        <w:t xml:space="preserve">Why</w:t>
+          <w:numId w:val="1008"/>
+        </w:numPr>
+      </w:pPr>
+      <w:r>
+        <w:t xml:space="preserve">Why “stable” does not imply “synthesizable”.</w:t>
+      </w:r>
+    </w:p>
+    <w:p>
+      <w:pPr>
+        <w:pStyle w:val="FirstParagraph"/>
+      </w:pPr>
+      <w:r>
+        <w:rPr>
+          <w:b/>
+          <w:bCs/>
+        </w:rPr>
+        <w:t xml:space="preserve">Summary:</w:t>
       </w:r>
       <w:r>
         <w:t xml:space="preserve"> </w:t>
       </w:r>
       <w:r>
-        <w:t xml:space="preserve">“stable”</w:t>
-      </w:r>
-      <w:r>
-        <w:t xml:space="preserve"> </w:t>
-      </w:r>
-      <w:r>
-        <w:t xml:space="preserve">does not imply</w:t>
-      </w:r>
-      <w:r>
-        <w:t xml:space="preserve"> </w:t>
-      </w:r>
-      <w:r>
-        <w:t xml:space="preserve">“synthesizable”</w:t>
-      </w:r>
-      <w:r>
-        <w:t xml:space="preserve">.</w:t>
-      </w:r>
-    </w:p>
-    <w:p>
-      <w:pPr>
-        <w:pStyle w:val="FirstParagraph"/>
+        <w:t xml:space="preserve">This lecture connects thermodynamic stability and continuum modeling to the ML representations used later in the course. Students learn why interpretable quantities such as formation energy, energy above hull, and constitutive response are useful targets, but also why stability, metastability, and synthesizability must not be conflated.</w:t>
+      </w:r>
+    </w:p>
+    <w:p>
+      <w:pPr>
+        <w:pStyle w:val="BodyText"/>
       </w:pPr>
       <w:r>
         <w:rPr>
@@ -774,15 +996,15 @@
         </w:pict>
       </w:r>
     </w:p>
-    <w:bookmarkEnd w:id="25"/>
-    <w:bookmarkEnd w:id="26"/>
-    <w:bookmarkStart w:id="30" w:name="X94fa31448414449ca00b3c3ade473316794c6d2"/>
+    <w:bookmarkEnd w:id="27"/>
+    <w:bookmarkEnd w:id="28"/>
+    <w:bookmarkStart w:id="32" w:name="X94fa31448414449ca00b3c3ade473316794c6d2"/>
     <w:p>
       <w:pPr>
         <w:pStyle w:val="Heading3"/>
       </w:pPr>
       <w:r>
-        <w:t xml:space="preserve">3.2 Unit II — Representations of Materials (Weeks 5–7)</w:t>
+        <w:t xml:space="preserve">4.2 Unit II — Representations of Materials (Weeks 5–7)</w:t>
       </w:r>
     </w:p>
     <w:p>
@@ -797,21 +1019,21 @@
         <w:t xml:space="preserve">(Aligned with early neural networks in MFML)</w:t>
       </w:r>
     </w:p>
-    <w:bookmarkStart w:id="27" w:name="Xed7ff92a978b7bb7c3647f4972d1c4394fb1bdc"/>
+    <w:bookmarkStart w:id="29" w:name="Xed7ff92a978b7bb7c3647f4972d1c4394fb1bdc"/>
     <w:p>
       <w:pPr>
         <w:pStyle w:val="Heading4"/>
       </w:pPr>
       <w:r>
-        <w:t xml:space="preserve">3.2.1 Week 5 – From classical descriptors to learned representations (12.05.2026)</w:t>
-      </w:r>
-    </w:p>
-    <w:p>
-      <w:pPr>
-        <w:pStyle w:val="Compact"/>
-        <w:numPr>
-          <w:ilvl w:val="0"/>
-          <w:numId w:val="1008"/>
+        <w:t xml:space="preserve">4.2.1 Week 5 – From classical descriptors to learned representations (12.05.2026)</w:t>
+      </w:r>
+    </w:p>
+    <w:p>
+      <w:pPr>
+        <w:pStyle w:val="Compact"/>
+        <w:numPr>
+          <w:ilvl w:val="0"/>
+          <w:numId w:val="1009"/>
         </w:numPr>
       </w:pPr>
       <w:r>
@@ -823,7 +1045,7 @@
         <w:pStyle w:val="Compact"/>
         <w:numPr>
           <w:ilvl w:val="0"/>
-          <w:numId w:val="1008"/>
+          <w:numId w:val="1009"/>
         </w:numPr>
       </w:pPr>
       <w:r>
@@ -835,7 +1057,7 @@
         <w:pStyle w:val="Compact"/>
         <w:numPr>
           <w:ilvl w:val="0"/>
-          <w:numId w:val="1008"/>
+          <w:numId w:val="1009"/>
         </w:numPr>
       </w:pPr>
       <w:r>
@@ -845,6 +1067,24 @@
     <w:p>
       <w:pPr>
         <w:pStyle w:val="FirstParagraph"/>
+      </w:pPr>
+      <w:r>
+        <w:rPr>
+          <w:b/>
+          <w:bCs/>
+        </w:rPr>
+        <w:t xml:space="preserve">Summary:</w:t>
+      </w:r>
+      <w:r>
+        <w:t xml:space="preserve"> </w:t>
+      </w:r>
+      <w:r>
+        <w:t xml:space="preserve">This week introduces descriptor engineering as the first practical strategy for translating chemistry and structure into ML-ready feature vectors. Students see both the strengths of hand-crafted descriptors, especially interpretability, and the limits that motivate later learned representations.</w:t>
+      </w:r>
+    </w:p>
+    <w:p>
+      <w:pPr>
+        <w:pStyle w:val="BodyText"/>
       </w:pPr>
       <w:r>
         <w:rPr>
@@ -867,22 +1107,22 @@
         </w:pict>
       </w:r>
     </w:p>
-    <w:bookmarkEnd w:id="27"/>
-    <w:bookmarkStart w:id="28" w:name="X0ef8154a09647f288c1768b20b8467073561c73"/>
+    <w:bookmarkEnd w:id="29"/>
+    <w:bookmarkStart w:id="30" w:name="X0ef8154a09647f288c1768b20b8467073561c73"/>
     <w:p>
       <w:pPr>
         <w:pStyle w:val="Heading4"/>
       </w:pPr>
       <w:r>
-        <w:t xml:space="preserve">3.2.2 Week 6 – Graph-based crystal representations (19.05.2026)</w:t>
-      </w:r>
-    </w:p>
-    <w:p>
-      <w:pPr>
-        <w:pStyle w:val="Compact"/>
-        <w:numPr>
-          <w:ilvl w:val="0"/>
-          <w:numId w:val="1009"/>
+        <w:t xml:space="preserve">4.2.2 Week 6 – Graph-based crystal representations (19.05.2026)</w:t>
+      </w:r>
+    </w:p>
+    <w:p>
+      <w:pPr>
+        <w:pStyle w:val="Compact"/>
+        <w:numPr>
+          <w:ilvl w:val="0"/>
+          <w:numId w:val="1010"/>
         </w:numPr>
       </w:pPr>
       <w:r>
@@ -894,7 +1134,7 @@
         <w:pStyle w:val="Compact"/>
         <w:numPr>
           <w:ilvl w:val="0"/>
-          <w:numId w:val="1009"/>
+          <w:numId w:val="1010"/>
         </w:numPr>
       </w:pPr>
       <w:r>
@@ -906,7 +1146,7 @@
         <w:pStyle w:val="Compact"/>
         <w:numPr>
           <w:ilvl w:val="0"/>
-          <w:numId w:val="1009"/>
+          <w:numId w:val="1010"/>
         </w:numPr>
       </w:pPr>
       <w:r>
@@ -916,6 +1156,24 @@
     <w:p>
       <w:pPr>
         <w:pStyle w:val="FirstParagraph"/>
+      </w:pPr>
+      <w:r>
+        <w:rPr>
+          <w:b/>
+          <w:bCs/>
+        </w:rPr>
+        <w:t xml:space="preserve">Summary:</w:t>
+      </w:r>
+      <w:r>
+        <w:t xml:space="preserve"> </w:t>
+      </w:r>
+      <w:r>
+        <w:t xml:space="preserve">Students learn why graph representations are a natural match for periodic crystal data and how message passing turns local neighborhoods into property-relevant embeddings. The focus is on representational choices such as cutoffs, node and edge features, and invariances, not on architectural hype.</w:t>
+      </w:r>
+    </w:p>
+    <w:p>
+      <w:pPr>
+        <w:pStyle w:val="BodyText"/>
       </w:pPr>
       <w:r>
         <w:rPr>
@@ -938,22 +1196,22 @@
         </w:pict>
       </w:r>
     </w:p>
-    <w:bookmarkEnd w:id="28"/>
-    <w:bookmarkStart w:id="29" w:name="X6035f2d9c4957aeb1469ae19296913e341d1b4a"/>
+    <w:bookmarkEnd w:id="30"/>
+    <w:bookmarkStart w:id="31" w:name="X6035f2d9c4957aeb1469ae19296913e341d1b4a"/>
     <w:p>
       <w:pPr>
         <w:pStyle w:val="Heading4"/>
       </w:pPr>
       <w:r>
-        <w:t xml:space="preserve">3.2.3 Week 7 – Local atomic environments (26.05.2026)</w:t>
-      </w:r>
-    </w:p>
-    <w:p>
-      <w:pPr>
-        <w:pStyle w:val="Compact"/>
-        <w:numPr>
-          <w:ilvl w:val="0"/>
-          <w:numId w:val="1010"/>
+        <w:t xml:space="preserve">4.2.3 Week 7 – Local atomic environments (26.05.2026)</w:t>
+      </w:r>
+    </w:p>
+    <w:p>
+      <w:pPr>
+        <w:pStyle w:val="Compact"/>
+        <w:numPr>
+          <w:ilvl w:val="0"/>
+          <w:numId w:val="1011"/>
         </w:numPr>
       </w:pPr>
       <w:r>
@@ -965,7 +1223,7 @@
         <w:pStyle w:val="Compact"/>
         <w:numPr>
           <w:ilvl w:val="0"/>
-          <w:numId w:val="1010"/>
+          <w:numId w:val="1011"/>
         </w:numPr>
       </w:pPr>
       <w:r>
@@ -977,7 +1235,7 @@
         <w:pStyle w:val="Compact"/>
         <w:numPr>
           <w:ilvl w:val="0"/>
-          <w:numId w:val="1010"/>
+          <w:numId w:val="1011"/>
         </w:numPr>
       </w:pPr>
       <w:r>
@@ -987,6 +1245,24 @@
     <w:p>
       <w:pPr>
         <w:pStyle w:val="FirstParagraph"/>
+      </w:pPr>
+      <w:r>
+        <w:rPr>
+          <w:b/>
+          <w:bCs/>
+        </w:rPr>
+        <w:t xml:space="preserve">Summary:</w:t>
+      </w:r>
+      <w:r>
+        <w:t xml:space="preserve"> </w:t>
+      </w:r>
+      <w:r>
+        <w:t xml:space="preserve">This lecture focuses on local atomic environments as compact and physically meaningful descriptors of crystal structure. Coordination motifs, Voronoi constructions, and SOAP-like fingerprints are used to show how local geometry becomes a bridge between classical descriptors and richer learned representations.</w:t>
+      </w:r>
+    </w:p>
+    <w:p>
+      <w:pPr>
+        <w:pStyle w:val="BodyText"/>
       </w:pPr>
       <w:r>
         <w:rPr>
@@ -1009,32 +1285,32 @@
         </w:pict>
       </w:r>
     </w:p>
-    <w:bookmarkEnd w:id="29"/>
-    <w:bookmarkEnd w:id="30"/>
-    <w:bookmarkStart w:id="34" w:name="Xfce00e366033b9bd417d8be2f42e0528540f634"/>
+    <w:bookmarkEnd w:id="31"/>
+    <w:bookmarkEnd w:id="32"/>
+    <w:bookmarkStart w:id="36" w:name="Xfce00e366033b9bd417d8be2f42e0528540f634"/>
     <w:p>
       <w:pPr>
         <w:pStyle w:val="Heading3"/>
       </w:pPr>
       <w:r>
-        <w:t xml:space="preserve">3.3 Unit III — Learning Structure–Property Relations (Weeks 8–10)</w:t>
-      </w:r>
-    </w:p>
-    <w:bookmarkStart w:id="31" w:name="X06eab4bcede2351f7069d8e422a72a132b0861d"/>
+        <w:t xml:space="preserve">4.3 Unit III — Learning Structure–Property Relations (Weeks 8–10)</w:t>
+      </w:r>
+    </w:p>
+    <w:bookmarkStart w:id="33" w:name="X06eab4bcede2351f7069d8e422a72a132b0861d"/>
     <w:p>
       <w:pPr>
         <w:pStyle w:val="Heading4"/>
       </w:pPr>
       <w:r>
-        <w:t xml:space="preserve">3.3.1 Week 8 – Regression and generalization in materials data (02.06.2026)</w:t>
-      </w:r>
-    </w:p>
-    <w:p>
-      <w:pPr>
-        <w:pStyle w:val="Compact"/>
-        <w:numPr>
-          <w:ilvl w:val="0"/>
-          <w:numId w:val="1011"/>
+        <w:t xml:space="preserve">4.3.1 Week 8 – Regression and generalization in materials data (02.06.2026)</w:t>
+      </w:r>
+    </w:p>
+    <w:p>
+      <w:pPr>
+        <w:pStyle w:val="Compact"/>
+        <w:numPr>
+          <w:ilvl w:val="0"/>
+          <w:numId w:val="1012"/>
         </w:numPr>
       </w:pPr>
       <w:r>
@@ -1046,7 +1322,7 @@
         <w:pStyle w:val="Compact"/>
         <w:numPr>
           <w:ilvl w:val="0"/>
-          <w:numId w:val="1011"/>
+          <w:numId w:val="1012"/>
         </w:numPr>
       </w:pPr>
       <w:r>
@@ -1058,7 +1334,7 @@
         <w:pStyle w:val="Compact"/>
         <w:numPr>
           <w:ilvl w:val="0"/>
-          <w:numId w:val="1011"/>
+          <w:numId w:val="1012"/>
         </w:numPr>
       </w:pPr>
       <w:r>
@@ -1068,6 +1344,24 @@
     <w:p>
       <w:pPr>
         <w:pStyle w:val="FirstParagraph"/>
+      </w:pPr>
+      <w:r>
+        <w:rPr>
+          <w:b/>
+          <w:bCs/>
+        </w:rPr>
+        <w:t xml:space="preserve">Summary:</w:t>
+      </w:r>
+      <w:r>
+        <w:t xml:space="preserve"> </w:t>
+      </w:r>
+      <w:r>
+        <w:t xml:space="preserve">This week reframes materials-property prediction as a generalization problem rather than a leaderboard problem. Students compare baseline regressors, grouped chemistry-aware validation schemes, and error metrics, and they learn why split design matters more than a small gain in test accuracy.</w:t>
+      </w:r>
+    </w:p>
+    <w:p>
+      <w:pPr>
+        <w:pStyle w:val="BodyText"/>
       </w:pPr>
       <w:r>
         <w:rPr>
@@ -1090,22 +1384,22 @@
         </w:pict>
       </w:r>
     </w:p>
-    <w:bookmarkEnd w:id="31"/>
-    <w:bookmarkStart w:id="32" w:name="Xb80e912c090929459588a5eb5caafc2d5fe25ce"/>
+    <w:bookmarkEnd w:id="33"/>
+    <w:bookmarkStart w:id="34" w:name="Xb80e912c090929459588a5eb5caafc2d5fe25ce"/>
     <w:p>
       <w:pPr>
         <w:pStyle w:val="Heading4"/>
       </w:pPr>
       <w:r>
-        <w:t xml:space="preserve">3.3.2 Week 9 – Neural networks for materials properties (09.06.2026)</w:t>
-      </w:r>
-    </w:p>
-    <w:p>
-      <w:pPr>
-        <w:pStyle w:val="Compact"/>
-        <w:numPr>
-          <w:ilvl w:val="0"/>
-          <w:numId w:val="1012"/>
+        <w:t xml:space="preserve">4.3.2 Week 9 – Neural networks for materials properties (09.06.2026)</w:t>
+      </w:r>
+    </w:p>
+    <w:p>
+      <w:pPr>
+        <w:pStyle w:val="Compact"/>
+        <w:numPr>
+          <w:ilvl w:val="0"/>
+          <w:numId w:val="1013"/>
         </w:numPr>
       </w:pPr>
       <w:r>
@@ -1117,7 +1411,7 @@
         <w:pStyle w:val="Compact"/>
         <w:numPr>
           <w:ilvl w:val="0"/>
-          <w:numId w:val="1012"/>
+          <w:numId w:val="1013"/>
         </w:numPr>
       </w:pPr>
       <w:r>
@@ -1129,7 +1423,7 @@
         <w:pStyle w:val="Compact"/>
         <w:numPr>
           <w:ilvl w:val="0"/>
-          <w:numId w:val="1012"/>
+          <w:numId w:val="1013"/>
         </w:numPr>
       </w:pPr>
       <w:r>
@@ -1139,6 +1433,24 @@
     <w:p>
       <w:pPr>
         <w:pStyle w:val="FirstParagraph"/>
+      </w:pPr>
+      <w:r>
+        <w:rPr>
+          <w:b/>
+          <w:bCs/>
+        </w:rPr>
+        <w:t xml:space="preserve">Summary:</w:t>
+      </w:r>
+      <w:r>
+        <w:t xml:space="preserve"> </w:t>
+      </w:r>
+      <w:r>
+        <w:t xml:space="preserve">Here neural networks are introduced as flexible surrogate models for nonlinear structure-property relationships under realistic data constraints. The lecture emphasizes optimization stability, regularization, and extrapolation failure modes, making clear that the main challenge is trustworthy use rather than raw expressive power.</w:t>
+      </w:r>
+    </w:p>
+    <w:p>
+      <w:pPr>
+        <w:pStyle w:val="BodyText"/>
       </w:pPr>
       <w:r>
         <w:rPr>
@@ -1161,22 +1473,22 @@
         </w:pict>
       </w:r>
     </w:p>
-    <w:bookmarkEnd w:id="32"/>
-    <w:bookmarkStart w:id="33" w:name="X878f3abca5eab2f9b537ada59801957f5bde127"/>
+    <w:bookmarkEnd w:id="34"/>
+    <w:bookmarkStart w:id="35" w:name="X878f3abca5eab2f9b537ada59801957f5bde127"/>
     <w:p>
       <w:pPr>
         <w:pStyle w:val="Heading4"/>
       </w:pPr>
       <w:r>
-        <w:t xml:space="preserve">3.3.3 Week 10 – Representation learning and feature discovery (16.06.2026)</w:t>
-      </w:r>
-    </w:p>
-    <w:p>
-      <w:pPr>
-        <w:pStyle w:val="Compact"/>
-        <w:numPr>
-          <w:ilvl w:val="0"/>
-          <w:numId w:val="1013"/>
+        <w:t xml:space="preserve">4.3.3 Week 10 – Representation learning and feature discovery (16.06.2026)</w:t>
+      </w:r>
+    </w:p>
+    <w:p>
+      <w:pPr>
+        <w:pStyle w:val="Compact"/>
+        <w:numPr>
+          <w:ilvl w:val="0"/>
+          <w:numId w:val="1014"/>
         </w:numPr>
       </w:pPr>
       <w:r>
@@ -1188,7 +1500,7 @@
         <w:pStyle w:val="Compact"/>
         <w:numPr>
           <w:ilvl w:val="0"/>
-          <w:numId w:val="1013"/>
+          <w:numId w:val="1014"/>
         </w:numPr>
       </w:pPr>
       <w:r>
@@ -1200,7 +1512,7 @@
         <w:pStyle w:val="Compact"/>
         <w:numPr>
           <w:ilvl w:val="0"/>
-          <w:numId w:val="1013"/>
+          <w:numId w:val="1014"/>
         </w:numPr>
       </w:pPr>
       <w:r>
@@ -1210,6 +1522,24 @@
     <w:p>
       <w:pPr>
         <w:pStyle w:val="FirstParagraph"/>
+      </w:pPr>
+      <w:r>
+        <w:rPr>
+          <w:b/>
+          <w:bCs/>
+        </w:rPr>
+        <w:t xml:space="preserve">Summary:</w:t>
+      </w:r>
+      <w:r>
+        <w:t xml:space="preserve"> </w:t>
+      </w:r>
+      <w:r>
+        <w:t xml:space="preserve">Students examine how hidden representations can move beyond fixed descriptors and discover structure in materials datasets that is useful across tasks. The key question is not whether embeddings look clean, but whether they transfer, remain scientifically interpretable, and improve downstream prediction.</w:t>
+      </w:r>
+    </w:p>
+    <w:p>
+      <w:pPr>
+        <w:pStyle w:val="BodyText"/>
       </w:pPr>
       <w:r>
         <w:rPr>
@@ -1232,32 +1562,32 @@
         </w:pict>
       </w:r>
     </w:p>
-    <w:bookmarkEnd w:id="33"/>
-    <w:bookmarkEnd w:id="34"/>
-    <w:bookmarkStart w:id="38" w:name="Xc4b84868d8bae5cbf0225c3cc54ec77f14efda6"/>
+    <w:bookmarkEnd w:id="35"/>
+    <w:bookmarkEnd w:id="36"/>
+    <w:bookmarkStart w:id="40" w:name="Xc4b84868d8bae5cbf0225c3cc54ec77f14efda6"/>
     <w:p>
       <w:pPr>
         <w:pStyle w:val="Heading3"/>
       </w:pPr>
       <w:r>
-        <w:t xml:space="preserve">3.4 Unit IV — Latent Spaces, Uncertainty, and Discovery (Weeks 11–13)</w:t>
-      </w:r>
-    </w:p>
-    <w:bookmarkStart w:id="35" w:name="X2998abc0b363d36862d6230fe590262fed057bb"/>
+        <w:t xml:space="preserve">4.4 Unit IV — Latent Spaces, Uncertainty, and Discovery (Weeks 11–13)</w:t>
+      </w:r>
+    </w:p>
+    <w:bookmarkStart w:id="37" w:name="X2998abc0b363d36862d6230fe590262fed057bb"/>
     <w:p>
       <w:pPr>
         <w:pStyle w:val="Heading4"/>
       </w:pPr>
       <w:r>
-        <w:t xml:space="preserve">3.4.1 Week 11 – Latent spaces of materials (23.06.2026)</w:t>
-      </w:r>
-    </w:p>
-    <w:p>
-      <w:pPr>
-        <w:pStyle w:val="Compact"/>
-        <w:numPr>
-          <w:ilvl w:val="0"/>
-          <w:numId w:val="1014"/>
+        <w:t xml:space="preserve">4.4.1 Week 11 – Latent spaces of materials (23.06.2026)</w:t>
+      </w:r>
+    </w:p>
+    <w:p>
+      <w:pPr>
+        <w:pStyle w:val="Compact"/>
+        <w:numPr>
+          <w:ilvl w:val="0"/>
+          <w:numId w:val="1015"/>
         </w:numPr>
       </w:pPr>
       <w:r>
@@ -1269,7 +1599,7 @@
         <w:pStyle w:val="Compact"/>
         <w:numPr>
           <w:ilvl w:val="0"/>
-          <w:numId w:val="1014"/>
+          <w:numId w:val="1015"/>
         </w:numPr>
       </w:pPr>
       <w:r>
@@ -1281,7 +1611,7 @@
         <w:pStyle w:val="Compact"/>
         <w:numPr>
           <w:ilvl w:val="0"/>
-          <w:numId w:val="1014"/>
+          <w:numId w:val="1015"/>
         </w:numPr>
       </w:pPr>
       <w:r>
@@ -1291,6 +1621,24 @@
     <w:p>
       <w:pPr>
         <w:pStyle w:val="FirstParagraph"/>
+      </w:pPr>
+      <w:r>
+        <w:rPr>
+          <w:b/>
+          <w:bCs/>
+        </w:rPr>
+        <w:t xml:space="preserve">Summary:</w:t>
+      </w:r>
+      <w:r>
+        <w:t xml:space="preserve"> </w:t>
+      </w:r>
+      <w:r>
+        <w:t xml:space="preserve">This lecture presents latent spaces as compressed coordinate systems for materials data, typically learned through autoencoders or related embedding models. Students learn how reconstruction, interpolation, and anomaly detection interact, and why visually smooth latent maps are not automatically scientifically meaningful.</w:t>
+      </w:r>
+    </w:p>
+    <w:p>
+      <w:pPr>
+        <w:pStyle w:val="BodyText"/>
       </w:pPr>
       <w:r>
         <w:rPr>
@@ -1313,22 +1661,22 @@
         </w:pict>
       </w:r>
     </w:p>
-    <w:bookmarkEnd w:id="35"/>
-    <w:bookmarkStart w:id="36" w:name="X6ffd8ecbf077edde1fcfbad4a4ca479b7612008"/>
+    <w:bookmarkEnd w:id="37"/>
+    <w:bookmarkStart w:id="38" w:name="X6ffd8ecbf077edde1fcfbad4a4ca479b7612008"/>
     <w:p>
       <w:pPr>
         <w:pStyle w:val="Heading4"/>
       </w:pPr>
       <w:r>
-        <w:t xml:space="preserve">3.4.2 Week 12 – Clustering, uncertainty, and discovery logic</w:t>
-      </w:r>
-    </w:p>
-    <w:p>
-      <w:pPr>
-        <w:pStyle w:val="Compact"/>
-        <w:numPr>
-          <w:ilvl w:val="0"/>
-          <w:numId w:val="1015"/>
+        <w:t xml:space="preserve">4.4.2 Week 12 – Clustering, uncertainty, and discovery logic</w:t>
+      </w:r>
+    </w:p>
+    <w:p>
+      <w:pPr>
+        <w:pStyle w:val="Compact"/>
+        <w:numPr>
+          <w:ilvl w:val="0"/>
+          <w:numId w:val="1016"/>
         </w:numPr>
       </w:pPr>
       <w:r>
@@ -1340,7 +1688,7 @@
         <w:pStyle w:val="Compact"/>
         <w:numPr>
           <w:ilvl w:val="0"/>
-          <w:numId w:val="1015"/>
+          <w:numId w:val="1016"/>
         </w:numPr>
       </w:pPr>
       <w:r>
@@ -1352,7 +1700,7 @@
         <w:pStyle w:val="Compact"/>
         <w:numPr>
           <w:ilvl w:val="0"/>
-          <w:numId w:val="1015"/>
+          <w:numId w:val="1016"/>
         </w:numPr>
       </w:pPr>
       <w:r>
@@ -1362,6 +1710,24 @@
     <w:p>
       <w:pPr>
         <w:pStyle w:val="FirstParagraph"/>
+      </w:pPr>
+      <w:r>
+        <w:rPr>
+          <w:b/>
+          <w:bCs/>
+        </w:rPr>
+        <w:t xml:space="preserve">Summary:</w:t>
+      </w:r>
+      <w:r>
+        <w:t xml:space="preserve"> </w:t>
+      </w:r>
+      <w:r>
+        <w:t xml:space="preserve">This week distinguishes exploratory structure in data from actual discovery logic. Clusters, outliers, and anomalies can guide attention, but students learn that credible candidate identification requires uncertainty estimates, validation logic, and a clear distinction between novelty, artifact, and noise.</w:t>
+      </w:r>
+    </w:p>
+    <w:p>
+      <w:pPr>
+        <w:pStyle w:val="BodyText"/>
       </w:pPr>
       <w:r>
         <w:rPr>
@@ -1384,22 +1750,22 @@
         </w:pict>
       </w:r>
     </w:p>
-    <w:bookmarkEnd w:id="36"/>
-    <w:bookmarkStart w:id="37" w:name="X4f86000fbebc33d639b7e80894b643612286889"/>
+    <w:bookmarkEnd w:id="38"/>
+    <w:bookmarkStart w:id="39" w:name="X4f86000fbebc33d639b7e80894b643612286889"/>
     <w:p>
       <w:pPr>
         <w:pStyle w:val="Heading4"/>
       </w:pPr>
       <w:r>
-        <w:t xml:space="preserve">3.4.3 Week 13 – Uncertainty-aware discovery and Gaussian Processes (07.07.2026)</w:t>
-      </w:r>
-    </w:p>
-    <w:p>
-      <w:pPr>
-        <w:pStyle w:val="Compact"/>
-        <w:numPr>
-          <w:ilvl w:val="0"/>
-          <w:numId w:val="1016"/>
+        <w:t xml:space="preserve">4.4.3 Week 13 – Uncertainty-aware discovery and Gaussian Processes (07.07.2026)</w:t>
+      </w:r>
+    </w:p>
+    <w:p>
+      <w:pPr>
+        <w:pStyle w:val="Compact"/>
+        <w:numPr>
+          <w:ilvl w:val="0"/>
+          <w:numId w:val="1017"/>
         </w:numPr>
       </w:pPr>
       <w:r>
@@ -1411,7 +1777,7 @@
         <w:pStyle w:val="Compact"/>
         <w:numPr>
           <w:ilvl w:val="0"/>
-          <w:numId w:val="1016"/>
+          <w:numId w:val="1017"/>
         </w:numPr>
       </w:pPr>
       <w:r>
@@ -1423,7 +1789,7 @@
         <w:pStyle w:val="Compact"/>
         <w:numPr>
           <w:ilvl w:val="0"/>
-          <w:numId w:val="1016"/>
+          <w:numId w:val="1017"/>
         </w:numPr>
       </w:pPr>
       <w:r>
@@ -1433,6 +1799,24 @@
     <w:p>
       <w:pPr>
         <w:pStyle w:val="FirstParagraph"/>
+      </w:pPr>
+      <w:r>
+        <w:rPr>
+          <w:b/>
+          <w:bCs/>
+        </w:rPr>
+        <w:t xml:space="preserve">Summary:</w:t>
+      </w:r>
+      <w:r>
+        <w:t xml:space="preserve"> </w:t>
+      </w:r>
+      <w:r>
+        <w:t xml:space="preserve">Students are introduced to Gaussian Processes as uncertainty-aware surrogate models that are especially valuable in small-data screening settings. The lecture connects posterior uncertainty to exploration-versus-exploitation decisions and compares GP-based screening logic with neural-network ensemble alternatives.</w:t>
+      </w:r>
+    </w:p>
+    <w:p>
+      <w:pPr>
+        <w:pStyle w:val="BodyText"/>
       </w:pPr>
       <w:r>
         <w:rPr>
@@ -1455,32 +1839,32 @@
         </w:pict>
       </w:r>
     </w:p>
-    <w:bookmarkEnd w:id="37"/>
-    <w:bookmarkEnd w:id="38"/>
-    <w:bookmarkStart w:id="40" w:name="X903ce37ea027553e89e66f77a97f1b52d682d62"/>
+    <w:bookmarkEnd w:id="39"/>
+    <w:bookmarkEnd w:id="40"/>
+    <w:bookmarkStart w:id="42" w:name="X903ce37ea027553e89e66f77a97f1b52d682d62"/>
     <w:p>
       <w:pPr>
         <w:pStyle w:val="Heading3"/>
       </w:pPr>
       <w:r>
-        <w:t xml:space="preserve">3.5 Unit V — Constraints, Trust, and Synthesis (Week 14)</w:t>
-      </w:r>
-    </w:p>
-    <w:bookmarkStart w:id="39" w:name="X8d4b2fc91c736088bb7d089754da240fc011ab2"/>
+        <w:t xml:space="preserve">4.5 Unit V — Constraints, Trust, and Synthesis (Week 14)</w:t>
+      </w:r>
+    </w:p>
+    <w:bookmarkStart w:id="41" w:name="X8d4b2fc91c736088bb7d089754da240fc011ab2"/>
     <w:p>
       <w:pPr>
         <w:pStyle w:val="Heading4"/>
       </w:pPr>
       <w:r>
-        <w:t xml:space="preserve">3.5.1 Week 14 – Physical constraints, limits, and outlook (14.07.2026)</w:t>
-      </w:r>
-    </w:p>
-    <w:p>
-      <w:pPr>
-        <w:pStyle w:val="Compact"/>
-        <w:numPr>
-          <w:ilvl w:val="0"/>
-          <w:numId w:val="1017"/>
+        <w:t xml:space="preserve">4.5.1 Week 14 – Physical constraints, limits, and outlook (14.07.2026)</w:t>
+      </w:r>
+    </w:p>
+    <w:p>
+      <w:pPr>
+        <w:pStyle w:val="Compact"/>
+        <w:numPr>
+          <w:ilvl w:val="0"/>
+          <w:numId w:val="1018"/>
         </w:numPr>
       </w:pPr>
       <w:r>
@@ -1492,7 +1876,7 @@
         <w:pStyle w:val="Compact"/>
         <w:numPr>
           <w:ilvl w:val="0"/>
-          <w:numId w:val="1017"/>
+          <w:numId w:val="1018"/>
         </w:numPr>
       </w:pPr>
       <w:r>
@@ -1504,7 +1888,7 @@
         <w:pStyle w:val="Compact"/>
         <w:numPr>
           <w:ilvl w:val="0"/>
-          <w:numId w:val="1017"/>
+          <w:numId w:val="1018"/>
         </w:numPr>
       </w:pPr>
       <w:r>
@@ -1516,7 +1900,7 @@
         <w:pStyle w:val="Compact"/>
         <w:numPr>
           <w:ilvl w:val="0"/>
-          <w:numId w:val="1017"/>
+          <w:numId w:val="1018"/>
         </w:numPr>
       </w:pPr>
       <w:r>
@@ -1526,6 +1910,24 @@
     <w:p>
       <w:pPr>
         <w:pStyle w:val="FirstParagraph"/>
+      </w:pPr>
+      <w:r>
+        <w:rPr>
+          <w:b/>
+          <w:bCs/>
+        </w:rPr>
+        <w:t xml:space="preserve">Summary:</w:t>
+      </w:r>
+      <w:r>
+        <w:t xml:space="preserve"> </w:t>
+      </w:r>
+      <w:r>
+        <w:t xml:space="preserve">The final lecture consolidates the course around scientific trust: physical constraints, explainability, reproducibility, and the limits of data-driven discovery. Students leave with a realistic view of how ML can accelerate materials research when it is embedded in experimental and simulation workflows rather than treated as a replacement for them.</w:t>
+      </w:r>
+    </w:p>
+    <w:p>
+      <w:pPr>
+        <w:pStyle w:val="BodyText"/>
       </w:pPr>
       <w:r>
         <w:rPr>
@@ -1548,16 +1950,16 @@
         </w:pict>
       </w:r>
     </w:p>
-    <w:bookmarkEnd w:id="39"/>
-    <w:bookmarkEnd w:id="40"/>
     <w:bookmarkEnd w:id="41"/>
-    <w:bookmarkStart w:id="43" w:name="learning-outcomes"/>
+    <w:bookmarkEnd w:id="42"/>
+    <w:bookmarkEnd w:id="43"/>
+    <w:bookmarkStart w:id="44" w:name="learning-outcomes"/>
     <w:p>
       <w:pPr>
         <w:pStyle w:val="Heading2"/>
       </w:pPr>
       <w:r>
-        <w:t xml:space="preserve">4 Learning Outcomes</w:t>
+        <w:t xml:space="preserve">5 Learning Outcomes</w:t>
       </w:r>
     </w:p>
     <w:p>
@@ -1573,7 +1975,7 @@
         <w:pStyle w:val="Compact"/>
         <w:numPr>
           <w:ilvl w:val="0"/>
-          <w:numId w:val="1018"/>
+          <w:numId w:val="1019"/>
         </w:numPr>
       </w:pPr>
       <w:r>
@@ -1585,7 +1987,7 @@
         <w:pStyle w:val="Compact"/>
         <w:numPr>
           <w:ilvl w:val="0"/>
-          <w:numId w:val="1018"/>
+          <w:numId w:val="1019"/>
         </w:numPr>
       </w:pPr>
       <w:r>
@@ -1597,7 +1999,7 @@
         <w:pStyle w:val="Compact"/>
         <w:numPr>
           <w:ilvl w:val="0"/>
-          <w:numId w:val="1018"/>
+          <w:numId w:val="1019"/>
         </w:numPr>
       </w:pPr>
       <w:r>
@@ -1609,7 +2011,7 @@
         <w:pStyle w:val="Compact"/>
         <w:numPr>
           <w:ilvl w:val="0"/>
-          <w:numId w:val="1018"/>
+          <w:numId w:val="1019"/>
         </w:numPr>
       </w:pPr>
       <w:r>
@@ -1621,7 +2023,7 @@
         <w:pStyle w:val="Compact"/>
         <w:numPr>
           <w:ilvl w:val="0"/>
-          <w:numId w:val="1018"/>
+          <w:numId w:val="1019"/>
         </w:numPr>
       </w:pPr>
       <w:r>
@@ -1633,7 +2035,7 @@
         <w:pStyle w:val="Compact"/>
         <w:numPr>
           <w:ilvl w:val="0"/>
-          <w:numId w:val="1018"/>
+          <w:numId w:val="1019"/>
         </w:numPr>
       </w:pPr>
       <w:r>
@@ -1645,7 +2047,7 @@
         <w:pStyle w:val="Compact"/>
         <w:numPr>
           <w:ilvl w:val="0"/>
-          <w:numId w:val="1018"/>
+          <w:numId w:val="1019"/>
         </w:numPr>
       </w:pPr>
       <w:r>
@@ -1657,40 +2059,14 @@
         <w:pStyle w:val="Compact"/>
         <w:numPr>
           <w:ilvl w:val="0"/>
-          <w:numId w:val="1018"/>
+          <w:numId w:val="1019"/>
         </w:numPr>
       </w:pPr>
       <w:r>
         <w:t xml:space="preserve">Critically assess the limits of data-driven materials discovery.</w:t>
       </w:r>
     </w:p>
-    <w:p>
-      <w:pPr>
-        <w:pStyle w:val="FirstParagraph"/>
-      </w:pPr>
-      <w:r>
-        <w:rPr>
-          <w:vertAlign w:val="subscript"/>
-        </w:rPr>
-        <w:t xml:space="preserve">Source:</w:t>
-      </w:r>
-      <w:r>
-        <w:rPr>
-          <w:vertAlign w:val="subscript"/>
-        </w:rPr>
-        <w:t xml:space="preserve"> </w:t>
-      </w:r>
-      <w:hyperlink r:id="rId42">
-        <w:r>
-          <w:rPr>
-            <w:rStyle w:val="Hyperlink"/>
-            <w:vertAlign w:val="subscript"/>
-          </w:rPr>
-          <w:t xml:space="preserve">Article Notebook</w:t>
-        </w:r>
-      </w:hyperlink>
-    </w:p>
-    <w:bookmarkEnd w:id="43"/>
+    <w:bookmarkEnd w:id="44"/>
     <w:sectPr>
       <w:footnotePr>
         <w:numRestart w:val="eachSect"/>
@@ -1961,6 +2337,9 @@
   <w:num w:numId="1018">
     <w:abstractNumId w:val="991"/>
   </w:num>
+  <w:num w:numId="1019">
+    <w:abstractNumId w:val="991"/>
+  </w:num>
 </w:numbering>
 </file>
 
@@ -1969,10 +2348,10 @@
   <w:docDefaults>
     <w:rPrDefault>
       <w:rPr>
-        <w:rFonts w:asciiTheme="minorHAnsi" w:cstheme="minorBidi" w:eastAsiaTheme="minorHAnsi" w:hAnsiTheme="minorHAnsi"/>
+        <w:rFonts w:asciiTheme="minorHAnsi" w:cstheme="minorBidi" w:eastAsiaTheme="minorEastAsia" w:hAnsiTheme="minorHAnsi"/>
         <w:sz w:val="24"/>
         <w:szCs w:val="24"/>
-        <w:lang w:bidi="ar-SA" w:eastAsia="en-US" w:val="en-US"/>
+        <w:lang w:bidi="ar-SA" w:eastAsia="zh-CN" w:val="en-US"/>
       </w:rPr>
     </w:rPrDefault>
     <w:pPrDefault>
@@ -2513,13 +2892,6 @@
       </w:tblCellMar>
     </w:tblPr>
     <w:tblStylePr w:type="firstRow">
-      <w:tblPr>
-        <w:jc w:val="left"/>
-        <w:tblInd w:type="dxa" w:w="0"/>
-      </w:tblPr>
-      <w:trPr>
-        <w:jc w:val="left"/>
-      </w:trPr>
       <w:tcPr>
         <w:tcBorders>
           <w:bottom w:val="single"/>

--- a/index.docx
+++ b/index.docx
@@ -88,178 +88,7 @@
         <w:t xml:space="preserve">enable accelerated materials discovery.</w:t>
       </w:r>
     </w:p>
-    <w:p>
-      <w:pPr>
-        <w:pStyle w:val="FirstParagraph"/>
-      </w:pPr>
-      <w:hyperlink r:id="rId12">
-        <w:r>
-          <w:drawing>
-            <wp:inline>
-              <wp:extent cx="2857500" cy="1465791"/>
-              <wp:effectExtent b="0" l="0" r="0" t="0"/>
-              <wp:docPr descr="" title="" id="10" name="Picture"/>
-              <a:graphic>
-                <a:graphicData uri="http://schemas.openxmlformats.org/drawingml/2006/picture">
-                  <pic:pic>
-                    <pic:nvPicPr>
-                      <pic:cNvPr descr="images/eclipse_header.png" id="11" name="Picture"/>
-                      <pic:cNvPicPr>
-                        <a:picLocks noChangeArrowheads="1" noChangeAspect="1"/>
-                      </pic:cNvPicPr>
-                    </pic:nvPicPr>
-                    <pic:blipFill>
-                      <a:blip r:embed="rId9"/>
-                      <a:stretch>
-                        <a:fillRect/>
-                      </a:stretch>
-                    </pic:blipFill>
-                    <pic:spPr bwMode="auto">
-                      <a:xfrm>
-                        <a:off x="0" y="0"/>
-                        <a:ext cx="2857500" cy="1465791"/>
-                      </a:xfrm>
-                      <a:prstGeom prst="rect">
-                        <a:avLst/>
-                      </a:prstGeom>
-                      <a:noFill/>
-                      <a:ln w="9525">
-                        <a:noFill/>
-                        <a:headEnd/>
-                        <a:tailEnd/>
-                      </a:ln>
-                    </pic:spPr>
-                  </pic:pic>
-                </a:graphicData>
-              </a:graphic>
-            </wp:inline>
-          </w:drawing>
-        </w:r>
-      </w:hyperlink>
-    </w:p>
-    <w:p>
-      <w:pPr>
-        <w:pStyle w:val="BodyText"/>
-      </w:pPr>
-      <w:hyperlink r:id="rId16">
-        <w:r>
-          <w:drawing>
-            <wp:inline>
-              <wp:extent cx="1143000" cy="1143000"/>
-              <wp:effectExtent b="0" l="0" r="0" t="0"/>
-              <wp:docPr descr="" title="" id="14" name="Picture"/>
-              <a:graphic>
-                <a:graphicData uri="http://schemas.openxmlformats.org/drawingml/2006/picture">
-                  <pic:pic>
-                    <pic:nvPicPr>
-                      <pic:cNvPr descr="images/github.jpeg" id="15" name="Picture"/>
-                      <pic:cNvPicPr>
-                        <a:picLocks noChangeArrowheads="1" noChangeAspect="1"/>
-                      </pic:cNvPicPr>
-                    </pic:nvPicPr>
-                    <pic:blipFill>
-                      <a:blip r:embed="rId13"/>
-                      <a:stretch>
-                        <a:fillRect/>
-                      </a:stretch>
-                    </pic:blipFill>
-                    <pic:spPr bwMode="auto">
-                      <a:xfrm>
-                        <a:off x="0" y="0"/>
-                        <a:ext cx="1143000" cy="1143000"/>
-                      </a:xfrm>
-                      <a:prstGeom prst="rect">
-                        <a:avLst/>
-                      </a:prstGeom>
-                      <a:noFill/>
-                      <a:ln w="9525">
-                        <a:noFill/>
-                        <a:headEnd/>
-                        <a:tailEnd/>
-                      </a:ln>
-                    </pic:spPr>
-                  </pic:pic>
-                </a:graphicData>
-              </a:graphic>
-            </wp:inline>
-          </w:drawing>
-        </w:r>
-      </w:hyperlink>
-    </w:p>
-    <w:p>
-      <w:pPr>
-        <w:pStyle w:val="BodyText"/>
-      </w:pPr>
-      <w:r>
-        <w:rPr>
-          <w:b/>
-          <w:bCs/>
-        </w:rPr>
-        <w:t xml:space="preserve">Github Code</w:t>
-      </w:r>
-    </w:p>
-    <w:p>
-      <w:pPr>
-        <w:pStyle w:val="BodyText"/>
-      </w:pPr>
-      <w:hyperlink r:id="rId20">
-        <w:r>
-          <w:drawing>
-            <wp:inline>
-              <wp:extent cx="1143000" cy="1143000"/>
-              <wp:effectExtent b="0" l="0" r="0" t="0"/>
-              <wp:docPr descr="" title="" id="18" name="Picture"/>
-              <a:graphic>
-                <a:graphicData uri="http://schemas.openxmlformats.org/drawingml/2006/picture">
-                  <pic:pic>
-                    <pic:nvPicPr>
-                      <pic:cNvPr descr="images/studon.jpeg" id="19" name="Picture"/>
-                      <pic:cNvPicPr>
-                        <a:picLocks noChangeArrowheads="1" noChangeAspect="1"/>
-                      </pic:cNvPicPr>
-                    </pic:nvPicPr>
-                    <pic:blipFill>
-                      <a:blip r:embed="rId17"/>
-                      <a:stretch>
-                        <a:fillRect/>
-                      </a:stretch>
-                    </pic:blipFill>
-                    <pic:spPr bwMode="auto">
-                      <a:xfrm>
-                        <a:off x="0" y="0"/>
-                        <a:ext cx="1143000" cy="1143000"/>
-                      </a:xfrm>
-                      <a:prstGeom prst="rect">
-                        <a:avLst/>
-                      </a:prstGeom>
-                      <a:noFill/>
-                      <a:ln w="9525">
-                        <a:noFill/>
-                        <a:headEnd/>
-                        <a:tailEnd/>
-                      </a:ln>
-                    </pic:spPr>
-                  </pic:pic>
-                </a:graphicData>
-              </a:graphic>
-            </wp:inline>
-          </w:drawing>
-        </w:r>
-      </w:hyperlink>
-    </w:p>
-    <w:p>
-      <w:pPr>
-        <w:pStyle w:val="BodyText"/>
-      </w:pPr>
-      <w:r>
-        <w:rPr>
-          <w:b/>
-          <w:bCs/>
-        </w:rPr>
-        <w:t xml:space="preserve">Studon Link</w:t>
-      </w:r>
-    </w:p>
-    <w:bookmarkStart w:id="21" w:name="instructors"/>
+    <w:bookmarkStart w:id="9" w:name="instructors"/>
     <w:p>
       <w:pPr>
         <w:pStyle w:val="Heading2"/>
@@ -292,8 +121,8 @@
         <w:t xml:space="preserve">Stefan Hiemer</w:t>
       </w:r>
     </w:p>
-    <w:bookmarkEnd w:id="21"/>
-    <w:bookmarkStart w:id="22" w:name="course-information"/>
+    <w:bookmarkEnd w:id="9"/>
+    <w:bookmarkStart w:id="10" w:name="course-information"/>
     <w:p>
       <w:pPr>
         <w:pStyle w:val="Heading2"/>
@@ -341,8 +170,8 @@
         </w:pict>
       </w:r>
     </w:p>
-    <w:bookmarkEnd w:id="22"/>
-    <w:bookmarkStart w:id="23" w:name="course-philosophy"/>
+    <w:bookmarkEnd w:id="10"/>
+    <w:bookmarkStart w:id="11" w:name="course-philosophy"/>
     <w:p>
       <w:pPr>
         <w:pStyle w:val="Heading2"/>
@@ -504,8 +333,8 @@
         </w:pict>
       </w:r>
     </w:p>
-    <w:bookmarkEnd w:id="23"/>
-    <w:bookmarkStart w:id="43" w:name="week-by-week-curriculum-14-weeks"/>
+    <w:bookmarkEnd w:id="11"/>
+    <w:bookmarkStart w:id="31" w:name="week-by-week-curriculum-14-weeks"/>
     <w:p>
       <w:pPr>
         <w:pStyle w:val="Heading2"/>
@@ -514,7 +343,7 @@
         <w:t xml:space="preserve">4 Week-by-Week Curriculum (14 weeks)</w:t>
       </w:r>
     </w:p>
-    <w:bookmarkStart w:id="28" w:name="Xafc9053b6165007c542f578d315d14f3aa6f08f"/>
+    <w:bookmarkStart w:id="16" w:name="Xafc9053b6165007c542f578d315d14f3aa6f08f"/>
     <w:p>
       <w:pPr>
         <w:pStyle w:val="Heading3"/>
@@ -523,7 +352,7 @@
         <w:t xml:space="preserve">4.1 Unit I — Where Materials Data Comes From (Weeks 1–4)</w:t>
       </w:r>
     </w:p>
-    <w:bookmarkStart w:id="24" w:name="Xc8f788c781e869d23cbb123eaa56074385f6f3b"/>
+    <w:bookmarkStart w:id="12" w:name="Xc8f788c781e869d23cbb123eaa56074385f6f3b"/>
     <w:p>
       <w:pPr>
         <w:pStyle w:val="Heading4"/>
@@ -627,8 +456,8 @@
         </w:pict>
       </w:r>
     </w:p>
-    <w:bookmarkEnd w:id="24"/>
-    <w:bookmarkStart w:id="25" w:name="X7ba6a83b0cd3309e08ba945b2b9dcd5412286e2"/>
+    <w:bookmarkEnd w:id="12"/>
+    <w:bookmarkStart w:id="13" w:name="X7ba6a83b0cd3309e08ba945b2b9dcd5412286e2"/>
     <w:p>
       <w:pPr>
         <w:pStyle w:val="Heading4"/>
@@ -776,8 +605,8 @@
         </w:pict>
       </w:r>
     </w:p>
-    <w:bookmarkEnd w:id="25"/>
-    <w:bookmarkStart w:id="26" w:name="Xa37aad21816e7b7131c8527806ee2ded0f792bf"/>
+    <w:bookmarkEnd w:id="13"/>
+    <w:bookmarkStart w:id="14" w:name="Xa37aad21816e7b7131c8527806ee2ded0f792bf"/>
     <w:p>
       <w:pPr>
         <w:pStyle w:val="Heading4"/>
@@ -895,8 +724,8 @@
         </w:pict>
       </w:r>
     </w:p>
-    <w:bookmarkEnd w:id="26"/>
-    <w:bookmarkStart w:id="27" w:name="X88fccdb1bb8e4bc342a6049c5423306d9f27a0b"/>
+    <w:bookmarkEnd w:id="14"/>
+    <w:bookmarkStart w:id="15" w:name="X88fccdb1bb8e4bc342a6049c5423306d9f27a0b"/>
     <w:p>
       <w:pPr>
         <w:pStyle w:val="Heading4"/>
@@ -996,9 +825,9 @@
         </w:pict>
       </w:r>
     </w:p>
-    <w:bookmarkEnd w:id="27"/>
-    <w:bookmarkEnd w:id="28"/>
-    <w:bookmarkStart w:id="32" w:name="X94fa31448414449ca00b3c3ade473316794c6d2"/>
+    <w:bookmarkEnd w:id="15"/>
+    <w:bookmarkEnd w:id="16"/>
+    <w:bookmarkStart w:id="20" w:name="X94fa31448414449ca00b3c3ade473316794c6d2"/>
     <w:p>
       <w:pPr>
         <w:pStyle w:val="Heading3"/>
@@ -1019,7 +848,7 @@
         <w:t xml:space="preserve">(Aligned with early neural networks in MFML)</w:t>
       </w:r>
     </w:p>
-    <w:bookmarkStart w:id="29" w:name="Xed7ff92a978b7bb7c3647f4972d1c4394fb1bdc"/>
+    <w:bookmarkStart w:id="17" w:name="Xed7ff92a978b7bb7c3647f4972d1c4394fb1bdc"/>
     <w:p>
       <w:pPr>
         <w:pStyle w:val="Heading4"/>
@@ -1107,8 +936,8 @@
         </w:pict>
       </w:r>
     </w:p>
-    <w:bookmarkEnd w:id="29"/>
-    <w:bookmarkStart w:id="30" w:name="X0ef8154a09647f288c1768b20b8467073561c73"/>
+    <w:bookmarkEnd w:id="17"/>
+    <w:bookmarkStart w:id="18" w:name="X0ef8154a09647f288c1768b20b8467073561c73"/>
     <w:p>
       <w:pPr>
         <w:pStyle w:val="Heading4"/>
@@ -1196,8 +1025,8 @@
         </w:pict>
       </w:r>
     </w:p>
-    <w:bookmarkEnd w:id="30"/>
-    <w:bookmarkStart w:id="31" w:name="X6035f2d9c4957aeb1469ae19296913e341d1b4a"/>
+    <w:bookmarkEnd w:id="18"/>
+    <w:bookmarkStart w:id="19" w:name="X6035f2d9c4957aeb1469ae19296913e341d1b4a"/>
     <w:p>
       <w:pPr>
         <w:pStyle w:val="Heading4"/>
@@ -1285,9 +1114,9 @@
         </w:pict>
       </w:r>
     </w:p>
-    <w:bookmarkEnd w:id="31"/>
-    <w:bookmarkEnd w:id="32"/>
-    <w:bookmarkStart w:id="36" w:name="Xfce00e366033b9bd417d8be2f42e0528540f634"/>
+    <w:bookmarkEnd w:id="19"/>
+    <w:bookmarkEnd w:id="20"/>
+    <w:bookmarkStart w:id="24" w:name="Xfce00e366033b9bd417d8be2f42e0528540f634"/>
     <w:p>
       <w:pPr>
         <w:pStyle w:val="Heading3"/>
@@ -1296,7 +1125,7 @@
         <w:t xml:space="preserve">4.3 Unit III — Learning Structure–Property Relations (Weeks 8–10)</w:t>
       </w:r>
     </w:p>
-    <w:bookmarkStart w:id="33" w:name="X06eab4bcede2351f7069d8e422a72a132b0861d"/>
+    <w:bookmarkStart w:id="21" w:name="X06eab4bcede2351f7069d8e422a72a132b0861d"/>
     <w:p>
       <w:pPr>
         <w:pStyle w:val="Heading4"/>
@@ -1384,8 +1213,8 @@
         </w:pict>
       </w:r>
     </w:p>
-    <w:bookmarkEnd w:id="33"/>
-    <w:bookmarkStart w:id="34" w:name="Xb80e912c090929459588a5eb5caafc2d5fe25ce"/>
+    <w:bookmarkEnd w:id="21"/>
+    <w:bookmarkStart w:id="22" w:name="Xb80e912c090929459588a5eb5caafc2d5fe25ce"/>
     <w:p>
       <w:pPr>
         <w:pStyle w:val="Heading4"/>
@@ -1473,8 +1302,8 @@
         </w:pict>
       </w:r>
     </w:p>
-    <w:bookmarkEnd w:id="34"/>
-    <w:bookmarkStart w:id="35" w:name="X878f3abca5eab2f9b537ada59801957f5bde127"/>
+    <w:bookmarkEnd w:id="22"/>
+    <w:bookmarkStart w:id="23" w:name="X878f3abca5eab2f9b537ada59801957f5bde127"/>
     <w:p>
       <w:pPr>
         <w:pStyle w:val="Heading4"/>
@@ -1562,9 +1391,9 @@
         </w:pict>
       </w:r>
     </w:p>
-    <w:bookmarkEnd w:id="35"/>
-    <w:bookmarkEnd w:id="36"/>
-    <w:bookmarkStart w:id="40" w:name="Xc4b84868d8bae5cbf0225c3cc54ec77f14efda6"/>
+    <w:bookmarkEnd w:id="23"/>
+    <w:bookmarkEnd w:id="24"/>
+    <w:bookmarkStart w:id="28" w:name="Xc4b84868d8bae5cbf0225c3cc54ec77f14efda6"/>
     <w:p>
       <w:pPr>
         <w:pStyle w:val="Heading3"/>
@@ -1573,7 +1402,7 @@
         <w:t xml:space="preserve">4.4 Unit IV — Latent Spaces, Uncertainty, and Discovery (Weeks 11–13)</w:t>
       </w:r>
     </w:p>
-    <w:bookmarkStart w:id="37" w:name="X2998abc0b363d36862d6230fe590262fed057bb"/>
+    <w:bookmarkStart w:id="25" w:name="X2998abc0b363d36862d6230fe590262fed057bb"/>
     <w:p>
       <w:pPr>
         <w:pStyle w:val="Heading4"/>
@@ -1661,8 +1490,8 @@
         </w:pict>
       </w:r>
     </w:p>
-    <w:bookmarkEnd w:id="37"/>
-    <w:bookmarkStart w:id="38" w:name="X6ffd8ecbf077edde1fcfbad4a4ca479b7612008"/>
+    <w:bookmarkEnd w:id="25"/>
+    <w:bookmarkStart w:id="26" w:name="X6ffd8ecbf077edde1fcfbad4a4ca479b7612008"/>
     <w:p>
       <w:pPr>
         <w:pStyle w:val="Heading4"/>
@@ -1750,8 +1579,8 @@
         </w:pict>
       </w:r>
     </w:p>
-    <w:bookmarkEnd w:id="38"/>
-    <w:bookmarkStart w:id="39" w:name="X4f86000fbebc33d639b7e80894b643612286889"/>
+    <w:bookmarkEnd w:id="26"/>
+    <w:bookmarkStart w:id="27" w:name="X4f86000fbebc33d639b7e80894b643612286889"/>
     <w:p>
       <w:pPr>
         <w:pStyle w:val="Heading4"/>
@@ -1839,9 +1668,9 @@
         </w:pict>
       </w:r>
     </w:p>
-    <w:bookmarkEnd w:id="39"/>
-    <w:bookmarkEnd w:id="40"/>
-    <w:bookmarkStart w:id="42" w:name="X903ce37ea027553e89e66f77a97f1b52d682d62"/>
+    <w:bookmarkEnd w:id="27"/>
+    <w:bookmarkEnd w:id="28"/>
+    <w:bookmarkStart w:id="30" w:name="X903ce37ea027553e89e66f77a97f1b52d682d62"/>
     <w:p>
       <w:pPr>
         <w:pStyle w:val="Heading3"/>
@@ -1850,7 +1679,7 @@
         <w:t xml:space="preserve">4.5 Unit V — Constraints, Trust, and Synthesis (Week 14)</w:t>
       </w:r>
     </w:p>
-    <w:bookmarkStart w:id="41" w:name="X8d4b2fc91c736088bb7d089754da240fc011ab2"/>
+    <w:bookmarkStart w:id="29" w:name="X8d4b2fc91c736088bb7d089754da240fc011ab2"/>
     <w:p>
       <w:pPr>
         <w:pStyle w:val="Heading4"/>
@@ -1950,10 +1779,10 @@
         </w:pict>
       </w:r>
     </w:p>
-    <w:bookmarkEnd w:id="41"/>
-    <w:bookmarkEnd w:id="42"/>
-    <w:bookmarkEnd w:id="43"/>
-    <w:bookmarkStart w:id="44" w:name="learning-outcomes"/>
+    <w:bookmarkEnd w:id="29"/>
+    <w:bookmarkEnd w:id="30"/>
+    <w:bookmarkEnd w:id="31"/>
+    <w:bookmarkStart w:id="32" w:name="learning-outcomes"/>
     <w:p>
       <w:pPr>
         <w:pStyle w:val="Heading2"/>
@@ -2066,7 +1895,7 @@
         <w:t xml:space="preserve">Critically assess the limits of data-driven materials discovery.</w:t>
       </w:r>
     </w:p>
-    <w:bookmarkEnd w:id="44"/>
+    <w:bookmarkEnd w:id="32"/>
     <w:sectPr>
       <w:footnotePr>
         <w:numRestart w:val="eachSect"/>
